--- a/chapters/word_output/P1-02_Padroes_Deformacao.docx
+++ b/chapters/word_output/P1-02_Padroes_Deformacao.docx
@@ -1787,7 +1787,7 @@
                 <w:szCs w:val="19"/>
                 <w:rFonts w:ascii="Times New Roman" w:cs="Times New Roman" w:eastAsia="Times New Roman" w:hAnsi="Times New Roman"/>
               </w:rPr>
-              <w:t xml:space="preserve">Ovalização acentuada, porém sem ruptura</w:t>
+              <w:t xml:space="preserve">Ovalização acentuada, porém sem deslizamento/reorganização</w:t>
             </w:r>
           </w:p>
         </w:tc>
@@ -5978,7 +5978,7 @@
           <w:szCs w:val="22"/>
           <w:rFonts w:ascii="Times New Roman" w:cs="Times New Roman" w:eastAsia="Times New Roman" w:hAnsi="Times New Roman"/>
         </w:rPr>
-        <w:t xml:space="preserve">A "cintura" entre os dois círculos é a zona de maior gradiente tensional — onde a ruptura futura começa</w:t>
+        <w:t xml:space="preserve">A "cintura" entre os dois círculos é a zona de maior gradiente tensional — onde a deslizamento/reorganização futura começa</w:t>
       </w:r>
     </w:p>
     <w:p>

--- a/chapters/word_output/P1-02_Padroes_Deformacao.docx
+++ b/chapters/word_output/P1-02_Padroes_Deformacao.docx
@@ -706,7 +706,7 @@
           <w:insideH w:val="single" w:color="auto" w:sz="4"/>
           <w:insideV w:val="single" w:color="auto" w:sz="4"/>
         </w:tblBorders>
-        <w:tblLayout w:type="fixed"/>
+        <w:tblLayout w:type="autofit"/>
       </w:tblPr>
       <w:tblGrid>
         <w:gridCol w:w="100"/>
@@ -1401,7 +1401,7 @@
           <w:insideH w:val="single" w:color="auto" w:sz="4"/>
           <w:insideV w:val="single" w:color="auto" w:sz="4"/>
         </w:tblBorders>
-        <w:tblLayout w:type="fixed"/>
+        <w:tblLayout w:type="autofit"/>
       </w:tblPr>
       <w:tblGrid>
         <w:gridCol w:w="100"/>
@@ -2364,7 +2364,7 @@
           <w:insideH w:val="single" w:color="auto" w:sz="4"/>
           <w:insideV w:val="single" w:color="auto" w:sz="4"/>
         </w:tblBorders>
-        <w:tblLayout w:type="fixed"/>
+        <w:tblLayout w:type="autofit"/>
       </w:tblPr>
       <w:tblGrid>
         <w:gridCol w:w="100"/>
@@ -3390,7 +3390,7 @@
           <w:insideH w:val="single" w:color="auto" w:sz="4"/>
           <w:insideV w:val="single" w:color="auto" w:sz="4"/>
         </w:tblBorders>
-        <w:tblLayout w:type="fixed"/>
+        <w:tblLayout w:type="autofit"/>
       </w:tblPr>
       <w:tblGrid>
         <w:gridCol w:w="100"/>
@@ -4333,7 +4333,7 @@
           <w:insideH w:val="single" w:color="auto" w:sz="4"/>
           <w:insideV w:val="single" w:color="auto" w:sz="4"/>
         </w:tblBorders>
-        <w:tblLayout w:type="fixed"/>
+        <w:tblLayout w:type="autofit"/>
       </w:tblPr>
       <w:tblGrid>
         <w:gridCol w:w="100"/>
@@ -5314,7 +5314,7 @@
           <w:insideH w:val="single" w:color="auto" w:sz="4"/>
           <w:insideV w:val="single" w:color="auto" w:sz="4"/>
         </w:tblBorders>
-        <w:tblLayout w:type="fixed"/>
+        <w:tblLayout w:type="autofit"/>
       </w:tblPr>
       <w:tblGrid>
         <w:gridCol w:w="100"/>
@@ -6183,7 +6183,7 @@
           <w:insideH w:val="single" w:color="auto" w:sz="4"/>
           <w:insideV w:val="single" w:color="auto" w:sz="4"/>
         </w:tblBorders>
-        <w:tblLayout w:type="fixed"/>
+        <w:tblLayout w:type="autofit"/>
       </w:tblPr>
       <w:tblGrid>
         <w:gridCol w:w="100"/>
@@ -6968,7 +6968,7 @@
           <w:insideH w:val="single" w:color="auto" w:sz="4"/>
           <w:insideV w:val="single" w:color="auto" w:sz="4"/>
         </w:tblBorders>
-        <w:tblLayout w:type="fixed"/>
+        <w:tblLayout w:type="autofit"/>
       </w:tblPr>
       <w:tblGrid>
         <w:gridCol w:w="100"/>
@@ -7798,7 +7798,7 @@
           <w:insideH w:val="single" w:color="auto" w:sz="4"/>
           <w:insideV w:val="single" w:color="auto" w:sz="4"/>
         </w:tblBorders>
-        <w:tblLayout w:type="fixed"/>
+        <w:tblLayout w:type="autofit"/>
       </w:tblPr>
       <w:tblGrid>
         <w:gridCol w:w="100"/>
